--- a/Зажания_на_4_семестр_2026_24_КИС_1.docx
+++ b/Зажания_на_4_семестр_2026_24_КИС_1.docx
@@ -2029,19 +2029,7 @@
           <w:szCs w:val="24"/>
           <w:u w:val="single"/>
         </w:rPr>
-        <w:t xml:space="preserve"> (для решения задачи написать методы реализующие следующий функционал)</w:t>
-      </w:r>
-      <w:bookmarkStart w:id="0" w:name="_GoBack"/>
-      <w:bookmarkEnd w:id="0"/>
-      <w:r>
-        <w:rPr>
-          <w:rFonts w:ascii="Times New Roman" w:hAnsi="Times New Roman" w:cs="Times New Roman"/>
-          <w:i/>
-          <w:sz w:val="24"/>
-          <w:szCs w:val="24"/>
-          <w:u w:val="single"/>
-        </w:rPr>
-        <w:t>:</w:t>
+        <w:t xml:space="preserve"> (для решения задачи написать методы реализующие следующий функционал):</w:t>
       </w:r>
     </w:p>
     <w:p>
@@ -2135,13 +2123,725 @@
       </w:r>
     </w:p>
     <w:p>
-      <w:r>
+      <w:pPr>
         <w:rPr>
           <w:rFonts w:ascii="Times New Roman" w:hAnsi="Times New Roman" w:cs="Times New Roman"/>
           <w:sz w:val="24"/>
           <w:szCs w:val="24"/>
         </w:rPr>
+      </w:pPr>
+      <w:r>
+        <w:rPr>
+          <w:rFonts w:ascii="Times New Roman" w:hAnsi="Times New Roman" w:cs="Times New Roman"/>
+          <w:sz w:val="24"/>
+          <w:szCs w:val="24"/>
+        </w:rPr>
         <w:t>е) Общее число очков, набранных командой (за выигрыш дается 3 очка, за ничью — 1, за проигрыш — 0).</w:t>
+      </w:r>
+    </w:p>
+    <w:p>
+      <w:pPr>
+        <w:jc w:val="both"/>
+        <w:rPr>
+          <w:rFonts w:ascii="Times New Roman" w:eastAsiaTheme="minorEastAsia" w:hAnsi="Times New Roman" w:cs="Times New Roman"/>
+          <w:sz w:val="24"/>
+          <w:szCs w:val="24"/>
+        </w:rPr>
+      </w:pPr>
+      <w:r>
+        <w:rPr>
+          <w:rFonts w:ascii="Times New Roman" w:hAnsi="Times New Roman" w:cs="Times New Roman"/>
+          <w:sz w:val="24"/>
+          <w:szCs w:val="24"/>
+        </w:rPr>
+        <w:t xml:space="preserve">12. </w:t>
+      </w:r>
+      <w:r>
+        <w:rPr>
+          <w:rFonts w:ascii="Times New Roman" w:hAnsi="Times New Roman" w:cs="Times New Roman"/>
+          <w:b/>
+          <w:sz w:val="24"/>
+          <w:szCs w:val="24"/>
+        </w:rPr>
+        <w:t>(21.04.26)</w:t>
+      </w:r>
+      <w:r>
+        <w:rPr>
+          <w:rFonts w:ascii="Times New Roman" w:hAnsi="Times New Roman" w:cs="Times New Roman"/>
+          <w:sz w:val="24"/>
+          <w:szCs w:val="24"/>
+        </w:rPr>
+        <w:t xml:space="preserve"> Написать программу для расчета ускорения тела массой </w:t>
+      </w:r>
+      <w:r>
+        <w:rPr>
+          <w:rFonts w:ascii="Times New Roman" w:hAnsi="Times New Roman" w:cs="Times New Roman"/>
+          <w:sz w:val="24"/>
+          <w:szCs w:val="24"/>
+          <w:lang w:val="en-US"/>
+        </w:rPr>
+        <w:t>m</w:t>
+      </w:r>
+      <w:r>
+        <w:rPr>
+          <w:rFonts w:ascii="Times New Roman" w:hAnsi="Times New Roman" w:cs="Times New Roman"/>
+          <w:sz w:val="24"/>
+          <w:szCs w:val="24"/>
+        </w:rPr>
+        <w:t xml:space="preserve">, которое находится на горизонтальной плоскости и к которому под углом </w:t>
+      </w:r>
+      <m:oMath>
+        <m:r>
+          <w:rPr>
+            <w:rFonts w:ascii="Cambria Math" w:hAnsi="Cambria Math" w:cs="Times New Roman"/>
+            <w:sz w:val="24"/>
+            <w:szCs w:val="24"/>
+          </w:rPr>
+          <m:t>α</m:t>
+        </m:r>
+      </m:oMath>
+      <w:r>
+        <w:rPr>
+          <w:rFonts w:ascii="Times New Roman" w:eastAsiaTheme="minorEastAsia" w:hAnsi="Times New Roman" w:cs="Times New Roman"/>
+          <w:sz w:val="24"/>
+          <w:szCs w:val="24"/>
+        </w:rPr>
+        <w:t xml:space="preserve"> (к горизонту) приложена сила </w:t>
+      </w:r>
+      <m:oMath>
+        <m:sSub>
+          <m:sSubPr>
+            <m:ctrlPr>
+              <w:rPr>
+                <w:rFonts w:ascii="Cambria Math" w:eastAsiaTheme="minorEastAsia" w:hAnsi="Cambria Math" w:cs="Times New Roman"/>
+                <w:i/>
+                <w:sz w:val="24"/>
+                <w:szCs w:val="24"/>
+              </w:rPr>
+            </m:ctrlPr>
+          </m:sSubPr>
+          <m:e>
+            <m:r>
+              <w:rPr>
+                <w:rFonts w:ascii="Cambria Math" w:eastAsiaTheme="minorEastAsia" w:hAnsi="Cambria Math" w:cs="Times New Roman"/>
+                <w:sz w:val="24"/>
+                <w:szCs w:val="24"/>
+                <w:lang w:val="en-US"/>
+              </w:rPr>
+              <m:t>F</m:t>
+            </m:r>
+          </m:e>
+          <m:sub>
+            <m:r>
+              <w:rPr>
+                <w:rFonts w:ascii="Cambria Math" w:eastAsiaTheme="minorEastAsia" w:hAnsi="Cambria Math" w:cs="Times New Roman"/>
+                <w:sz w:val="24"/>
+                <w:szCs w:val="24"/>
+              </w:rPr>
+              <m:t>0</m:t>
+            </m:r>
+          </m:sub>
+        </m:sSub>
+      </m:oMath>
+      <w:r>
+        <w:rPr>
+          <w:rFonts w:ascii="Times New Roman" w:eastAsiaTheme="minorEastAsia" w:hAnsi="Times New Roman" w:cs="Times New Roman"/>
+          <w:sz w:val="24"/>
+          <w:szCs w:val="24"/>
+        </w:rPr>
+        <w:t xml:space="preserve">. Коэффициент трения тела о плоскость равен  </w:t>
+      </w:r>
+      <m:oMath>
+        <m:r>
+          <w:rPr>
+            <w:rFonts w:ascii="Cambria Math" w:hAnsi="Cambria Math" w:cs="Times New Roman"/>
+            <w:sz w:val="24"/>
+            <w:szCs w:val="24"/>
+          </w:rPr>
+          <m:t>μ</m:t>
+        </m:r>
+      </m:oMath>
+      <w:r>
+        <w:rPr>
+          <w:rFonts w:ascii="Times New Roman" w:eastAsiaTheme="minorEastAsia" w:hAnsi="Times New Roman" w:cs="Times New Roman"/>
+          <w:sz w:val="24"/>
+          <w:szCs w:val="24"/>
+        </w:rPr>
+        <w:t>. Предусмотреть вариант, когда тело неподвижно.</w:t>
+      </w:r>
+      <w:bookmarkStart w:id="0" w:name="_GoBack"/>
+      <w:bookmarkEnd w:id="0"/>
+      <w:r>
+        <w:rPr>
+          <w:rFonts w:ascii="Times New Roman" w:eastAsiaTheme="minorEastAsia" w:hAnsi="Times New Roman" w:cs="Times New Roman"/>
+          <w:sz w:val="24"/>
+          <w:szCs w:val="24"/>
+        </w:rPr>
+        <w:t xml:space="preserve"> Воспользоваться тем, что если тело движется, на него вдоль плоскости движения действует равнодействующая сила </w:t>
+      </w:r>
+      <m:oMath>
+        <m:sSub>
+          <m:sSubPr>
+            <m:ctrlPr>
+              <w:rPr>
+                <w:rFonts w:ascii="Cambria Math" w:eastAsiaTheme="minorEastAsia" w:hAnsi="Cambria Math" w:cs="Times New Roman"/>
+                <w:i/>
+                <w:sz w:val="24"/>
+                <w:szCs w:val="24"/>
+              </w:rPr>
+            </m:ctrlPr>
+          </m:sSubPr>
+          <m:e>
+            <m:r>
+              <w:rPr>
+                <w:rFonts w:ascii="Cambria Math" w:eastAsiaTheme="minorEastAsia" w:hAnsi="Cambria Math" w:cs="Times New Roman"/>
+                <w:sz w:val="24"/>
+                <w:szCs w:val="24"/>
+                <w:lang w:val="en-US"/>
+              </w:rPr>
+              <m:t>F</m:t>
+            </m:r>
+            <m:r>
+              <w:rPr>
+                <w:rFonts w:ascii="Cambria Math" w:eastAsiaTheme="minorEastAsia" w:hAnsi="Cambria Math" w:cs="Times New Roman"/>
+                <w:sz w:val="24"/>
+                <w:szCs w:val="24"/>
+              </w:rPr>
+              <m:t>=</m:t>
+            </m:r>
+            <m:r>
+              <w:rPr>
+                <w:rFonts w:ascii="Cambria Math" w:eastAsiaTheme="minorEastAsia" w:hAnsi="Cambria Math" w:cs="Times New Roman"/>
+                <w:sz w:val="24"/>
+                <w:szCs w:val="24"/>
+                <w:lang w:val="en-US"/>
+              </w:rPr>
+              <m:t>F</m:t>
+            </m:r>
+          </m:e>
+          <m:sub>
+            <m:r>
+              <w:rPr>
+                <w:rFonts w:ascii="Cambria Math" w:eastAsiaTheme="minorEastAsia" w:hAnsi="Cambria Math" w:cs="Times New Roman"/>
+                <w:sz w:val="24"/>
+                <w:szCs w:val="24"/>
+              </w:rPr>
+              <m:t>0</m:t>
+            </m:r>
+          </m:sub>
+        </m:sSub>
+        <m:func>
+          <m:funcPr>
+            <m:ctrlPr>
+              <w:rPr>
+                <w:rFonts w:ascii="Cambria Math" w:eastAsiaTheme="minorEastAsia" w:hAnsi="Cambria Math" w:cs="Times New Roman"/>
+                <w:i/>
+                <w:sz w:val="24"/>
+                <w:szCs w:val="24"/>
+              </w:rPr>
+            </m:ctrlPr>
+          </m:funcPr>
+          <m:fName>
+            <m:r>
+              <m:rPr>
+                <m:sty m:val="p"/>
+              </m:rPr>
+              <w:rPr>
+                <w:rFonts w:ascii="Cambria Math" w:eastAsiaTheme="minorEastAsia" w:hAnsi="Cambria Math" w:cs="Times New Roman"/>
+                <w:sz w:val="24"/>
+                <w:szCs w:val="24"/>
+              </w:rPr>
+              <m:t>cos</m:t>
+            </m:r>
+          </m:fName>
+          <m:e>
+            <m:r>
+              <w:rPr>
+                <w:rFonts w:ascii="Cambria Math" w:eastAsiaTheme="minorEastAsia" w:hAnsi="Cambria Math" w:cs="Times New Roman"/>
+                <w:sz w:val="24"/>
+                <w:szCs w:val="24"/>
+              </w:rPr>
+              <m:t>α</m:t>
+            </m:r>
+          </m:e>
+        </m:func>
+        <m:r>
+          <w:rPr>
+            <w:rFonts w:ascii="Cambria Math" w:eastAsiaTheme="minorEastAsia" w:hAnsi="Cambria Math" w:cs="Times New Roman"/>
+            <w:sz w:val="24"/>
+            <w:szCs w:val="24"/>
+          </w:rPr>
+          <m:t>-</m:t>
+        </m:r>
+        <m:sSub>
+          <m:sSubPr>
+            <m:ctrlPr>
+              <w:rPr>
+                <w:rFonts w:ascii="Cambria Math" w:eastAsiaTheme="minorEastAsia" w:hAnsi="Cambria Math" w:cs="Times New Roman"/>
+                <w:i/>
+                <w:sz w:val="24"/>
+                <w:szCs w:val="24"/>
+              </w:rPr>
+            </m:ctrlPr>
+          </m:sSubPr>
+          <m:e>
+            <m:r>
+              <w:rPr>
+                <w:rFonts w:ascii="Cambria Math" w:eastAsiaTheme="minorEastAsia" w:hAnsi="Cambria Math" w:cs="Times New Roman"/>
+                <w:sz w:val="24"/>
+                <w:szCs w:val="24"/>
+              </w:rPr>
+              <m:t>F</m:t>
+            </m:r>
+          </m:e>
+          <m:sub>
+            <m:r>
+              <w:rPr>
+                <w:rFonts w:ascii="Cambria Math" w:eastAsiaTheme="minorEastAsia" w:hAnsi="Cambria Math" w:cs="Times New Roman"/>
+                <w:sz w:val="24"/>
+                <w:szCs w:val="24"/>
+              </w:rPr>
+              <m:t>t</m:t>
+            </m:r>
+          </m:sub>
+        </m:sSub>
+      </m:oMath>
+      <w:r>
+        <w:rPr>
+          <w:rFonts w:ascii="Times New Roman" w:eastAsiaTheme="minorEastAsia" w:hAnsi="Times New Roman" w:cs="Times New Roman"/>
+          <w:sz w:val="24"/>
+          <w:szCs w:val="24"/>
+        </w:rPr>
+        <w:t xml:space="preserve">, где сила трения равна </w:t>
+      </w:r>
+      <m:oMath>
+        <m:sSub>
+          <m:sSubPr>
+            <m:ctrlPr>
+              <w:rPr>
+                <w:rFonts w:ascii="Cambria Math" w:eastAsiaTheme="minorEastAsia" w:hAnsi="Cambria Math" w:cs="Times New Roman"/>
+                <w:i/>
+                <w:sz w:val="24"/>
+                <w:szCs w:val="24"/>
+              </w:rPr>
+            </m:ctrlPr>
+          </m:sSubPr>
+          <m:e>
+            <m:sSub>
+              <m:sSubPr>
+                <m:ctrlPr>
+                  <w:rPr>
+                    <w:rFonts w:ascii="Cambria Math" w:eastAsiaTheme="minorEastAsia" w:hAnsi="Cambria Math" w:cs="Times New Roman"/>
+                    <w:i/>
+                    <w:sz w:val="24"/>
+                    <w:szCs w:val="24"/>
+                  </w:rPr>
+                </m:ctrlPr>
+              </m:sSubPr>
+              <m:e>
+                <m:r>
+                  <w:rPr>
+                    <w:rFonts w:ascii="Cambria Math" w:eastAsiaTheme="minorEastAsia" w:hAnsi="Cambria Math" w:cs="Times New Roman"/>
+                    <w:sz w:val="24"/>
+                    <w:szCs w:val="24"/>
+                  </w:rPr>
+                  <m:t>F</m:t>
+                </m:r>
+              </m:e>
+              <m:sub>
+                <m:r>
+                  <w:rPr>
+                    <w:rFonts w:ascii="Cambria Math" w:eastAsiaTheme="minorEastAsia" w:hAnsi="Cambria Math" w:cs="Times New Roman"/>
+                    <w:sz w:val="24"/>
+                    <w:szCs w:val="24"/>
+                  </w:rPr>
+                  <m:t>t</m:t>
+                </m:r>
+              </m:sub>
+            </m:sSub>
+            <m:r>
+              <w:rPr>
+                <w:rFonts w:ascii="Cambria Math" w:eastAsiaTheme="minorEastAsia" w:hAnsi="Cambria Math" w:cs="Times New Roman"/>
+                <w:sz w:val="24"/>
+                <w:szCs w:val="24"/>
+              </w:rPr>
+              <m:t>=</m:t>
+            </m:r>
+            <m:r>
+              <w:rPr>
+                <w:rFonts w:ascii="Cambria Math" w:eastAsiaTheme="minorEastAsia" w:hAnsi="Cambria Math" w:cs="Times New Roman"/>
+                <w:sz w:val="24"/>
+                <w:szCs w:val="24"/>
+              </w:rPr>
+              <m:t>μmg</m:t>
+            </m:r>
+          </m:e>
+          <m:sub/>
+        </m:sSub>
+        <m:func>
+          <m:funcPr>
+            <m:ctrlPr>
+              <w:rPr>
+                <w:rFonts w:ascii="Cambria Math" w:eastAsiaTheme="minorEastAsia" w:hAnsi="Cambria Math" w:cs="Times New Roman"/>
+                <w:i/>
+                <w:sz w:val="24"/>
+                <w:szCs w:val="24"/>
+              </w:rPr>
+            </m:ctrlPr>
+          </m:funcPr>
+          <m:fName>
+            <m:r>
+              <m:rPr>
+                <m:sty m:val="p"/>
+              </m:rPr>
+              <w:rPr>
+                <w:rFonts w:ascii="Cambria Math" w:eastAsiaTheme="minorEastAsia" w:hAnsi="Cambria Math" w:cs="Times New Roman"/>
+                <w:sz w:val="24"/>
+                <w:szCs w:val="24"/>
+              </w:rPr>
+              <m:t>cos</m:t>
+            </m:r>
+          </m:fName>
+          <m:e>
+            <m:r>
+              <w:rPr>
+                <w:rFonts w:ascii="Cambria Math" w:eastAsiaTheme="minorEastAsia" w:hAnsi="Cambria Math" w:cs="Times New Roman"/>
+                <w:sz w:val="24"/>
+                <w:szCs w:val="24"/>
+              </w:rPr>
+              <m:t>α</m:t>
+            </m:r>
+          </m:e>
+        </m:func>
+      </m:oMath>
+      <w:r>
+        <w:rPr>
+          <w:rFonts w:ascii="Times New Roman" w:eastAsiaTheme="minorEastAsia" w:hAnsi="Times New Roman" w:cs="Times New Roman"/>
+          <w:sz w:val="24"/>
+          <w:szCs w:val="24"/>
+        </w:rPr>
+        <w:t xml:space="preserve">. Ускорение тела а ищется из второго закона Ньютона </w:t>
+      </w:r>
+      <m:oMath>
+        <m:r>
+          <w:rPr>
+            <w:rFonts w:ascii="Cambria Math" w:eastAsiaTheme="minorEastAsia" w:hAnsi="Cambria Math" w:cs="Times New Roman"/>
+            <w:sz w:val="24"/>
+            <w:szCs w:val="24"/>
+          </w:rPr>
+          <m:t>F=ma</m:t>
+        </m:r>
+      </m:oMath>
+      <w:r>
+        <w:rPr>
+          <w:rFonts w:ascii="Times New Roman" w:eastAsiaTheme="minorEastAsia" w:hAnsi="Times New Roman" w:cs="Times New Roman"/>
+          <w:sz w:val="24"/>
+          <w:szCs w:val="24"/>
+        </w:rPr>
+        <w:t>.</w:t>
+      </w:r>
+    </w:p>
+    <w:p>
+      <w:pPr>
+        <w:jc w:val="both"/>
+        <w:rPr>
+          <w:i/>
+        </w:rPr>
+      </w:pPr>
+      <w:r>
+        <w:rPr>
+          <w:i/>
+          <w:noProof/>
+          <w:lang w:eastAsia="ru-RU"/>
+        </w:rPr>
+        <w:drawing>
+          <wp:inline distT="0" distB="0" distL="0" distR="0">
+            <wp:extent cx="5409210" cy="2120068"/>
+            <wp:effectExtent l="0" t="0" r="1270" b="0"/>
+            <wp:docPr id="2" name="Рисунок 2"/>
+            <wp:cNvGraphicFramePr>
+              <a:graphicFrameLocks xmlns:a="http://schemas.openxmlformats.org/drawingml/2006/main" noChangeAspect="1"/>
+            </wp:cNvGraphicFramePr>
+            <a:graphic xmlns:a="http://schemas.openxmlformats.org/drawingml/2006/main">
+              <a:graphicData uri="http://schemas.openxmlformats.org/drawingml/2006/picture">
+                <pic:pic xmlns:pic="http://schemas.openxmlformats.org/drawingml/2006/picture">
+                  <pic:nvPicPr>
+                    <pic:cNvPr id="0" name="Picture 1"/>
+                    <pic:cNvPicPr>
+                      <a:picLocks noChangeAspect="1" noChangeArrowheads="1"/>
+                    </pic:cNvPicPr>
+                  </pic:nvPicPr>
+                  <pic:blipFill>
+                    <a:blip r:embed="rId6" cstate="print">
+                      <a:extLst>
+                        <a:ext uri="{28A0092B-C50C-407E-A947-70E740481C1C}">
+                          <a14:useLocalDpi xmlns:a14="http://schemas.microsoft.com/office/drawing/2010/main" val="0"/>
+                        </a:ext>
+                      </a:extLst>
+                    </a:blip>
+                    <a:srcRect/>
+                    <a:stretch>
+                      <a:fillRect/>
+                    </a:stretch>
+                  </pic:blipFill>
+                  <pic:spPr bwMode="auto">
+                    <a:xfrm>
+                      <a:off x="0" y="0"/>
+                      <a:ext cx="5416912" cy="2123087"/>
+                    </a:xfrm>
+                    <a:prstGeom prst="rect">
+                      <a:avLst/>
+                    </a:prstGeom>
+                    <a:noFill/>
+                    <a:ln>
+                      <a:noFill/>
+                    </a:ln>
+                  </pic:spPr>
+                </pic:pic>
+              </a:graphicData>
+            </a:graphic>
+          </wp:inline>
+        </w:drawing>
+      </w:r>
+    </w:p>
+    <w:p>
+      <w:pPr>
+        <w:pStyle w:val="a3"/>
+        <w:numPr>
+          <w:ilvl w:val="0"/>
+          <w:numId w:val="3"/>
+        </w:numPr>
+        <w:jc w:val="both"/>
+      </w:pPr>
+      <w:r>
+        <w:rPr>
+          <w:b/>
+        </w:rPr>
+        <w:t>(</w:t>
+      </w:r>
+      <w:r>
+        <w:rPr>
+          <w:b/>
+        </w:rPr>
+        <w:t>21.04.26 ДЗ</w:t>
+      </w:r>
+      <w:r>
+        <w:rPr>
+          <w:b/>
+        </w:rPr>
+        <w:t>)</w:t>
+      </w:r>
+      <w:r>
+        <w:rPr>
+          <w:b/>
+        </w:rPr>
+        <w:t xml:space="preserve"> </w:t>
+      </w:r>
+      <w:r>
+        <w:t xml:space="preserve">Выполнить </w:t>
+      </w:r>
+      <w:r>
+        <w:rPr>
+          <w:b/>
+          <w:i/>
+          <w:u w:val="single"/>
+        </w:rPr>
+        <w:t>индивидуальное задание</w:t>
+      </w:r>
+      <w:r>
+        <w:t>. Решить задачу используя методы и, если это необходимо, классы:</w:t>
+      </w:r>
+    </w:p>
+    <w:p>
+      <w:pPr>
+        <w:pStyle w:val="a3"/>
+        <w:ind w:left="0"/>
+        <w:jc w:val="both"/>
+      </w:pPr>
+      <w:r>
+        <w:rPr>
+          <w:noProof/>
+          <w:lang w:eastAsia="ru-RU"/>
+        </w:rPr>
+        <w:drawing>
+          <wp:inline distT="0" distB="0" distL="0" distR="0" wp14:anchorId="2FCC5040" wp14:editId="4C2F782C">
+            <wp:extent cx="4250016" cy="3375025"/>
+            <wp:effectExtent l="0" t="0" r="0" b="0"/>
+            <wp:docPr id="7" name="Рисунок 7"/>
+            <wp:cNvGraphicFramePr>
+              <a:graphicFrameLocks xmlns:a="http://schemas.openxmlformats.org/drawingml/2006/main" noChangeAspect="1"/>
+            </wp:cNvGraphicFramePr>
+            <a:graphic xmlns:a="http://schemas.openxmlformats.org/drawingml/2006/main">
+              <a:graphicData uri="http://schemas.openxmlformats.org/drawingml/2006/picture">
+                <pic:pic xmlns:pic="http://schemas.openxmlformats.org/drawingml/2006/picture">
+                  <pic:nvPicPr>
+                    <pic:cNvPr id="1" name=""/>
+                    <pic:cNvPicPr/>
+                  </pic:nvPicPr>
+                  <pic:blipFill>
+                    <a:blip r:embed="rId7"/>
+                    <a:stretch>
+                      <a:fillRect/>
+                    </a:stretch>
+                  </pic:blipFill>
+                  <pic:spPr>
+                    <a:xfrm>
+                      <a:off x="0" y="0"/>
+                      <a:ext cx="4258880" cy="3382064"/>
+                    </a:xfrm>
+                    <a:prstGeom prst="rect">
+                      <a:avLst/>
+                    </a:prstGeom>
+                  </pic:spPr>
+                </pic:pic>
+              </a:graphicData>
+            </a:graphic>
+          </wp:inline>
+        </w:drawing>
+      </w:r>
+    </w:p>
+    <w:p>
+      <w:pPr>
+        <w:pStyle w:val="a3"/>
+        <w:ind w:left="0"/>
+        <w:jc w:val="both"/>
+      </w:pPr>
+      <w:r>
+        <w:rPr>
+          <w:noProof/>
+          <w:lang w:eastAsia="ru-RU"/>
+        </w:rPr>
+        <w:drawing>
+          <wp:inline distT="0" distB="0" distL="0" distR="0" wp14:anchorId="617070EB" wp14:editId="31A8D691">
+            <wp:extent cx="4371712" cy="5114273"/>
+            <wp:effectExtent l="0" t="0" r="0" b="0"/>
+            <wp:docPr id="8" name="Рисунок 8"/>
+            <wp:cNvGraphicFramePr>
+              <a:graphicFrameLocks xmlns:a="http://schemas.openxmlformats.org/drawingml/2006/main" noChangeAspect="1"/>
+            </wp:cNvGraphicFramePr>
+            <a:graphic xmlns:a="http://schemas.openxmlformats.org/drawingml/2006/main">
+              <a:graphicData uri="http://schemas.openxmlformats.org/drawingml/2006/picture">
+                <pic:pic xmlns:pic="http://schemas.openxmlformats.org/drawingml/2006/picture">
+                  <pic:nvPicPr>
+                    <pic:cNvPr id="1" name=""/>
+                    <pic:cNvPicPr/>
+                  </pic:nvPicPr>
+                  <pic:blipFill>
+                    <a:blip r:embed="rId8"/>
+                    <a:stretch>
+                      <a:fillRect/>
+                    </a:stretch>
+                  </pic:blipFill>
+                  <pic:spPr>
+                    <a:xfrm>
+                      <a:off x="0" y="0"/>
+                      <a:ext cx="4385911" cy="5130884"/>
+                    </a:xfrm>
+                    <a:prstGeom prst="rect">
+                      <a:avLst/>
+                    </a:prstGeom>
+                  </pic:spPr>
+                </pic:pic>
+              </a:graphicData>
+            </a:graphic>
+          </wp:inline>
+        </w:drawing>
+      </w:r>
+    </w:p>
+    <w:p>
+      <w:pPr>
+        <w:pStyle w:val="a3"/>
+        <w:ind w:left="0"/>
+        <w:jc w:val="both"/>
+      </w:pPr>
+      <w:r>
+        <w:rPr>
+          <w:noProof/>
+          <w:lang w:eastAsia="ru-RU"/>
+        </w:rPr>
+        <w:drawing>
+          <wp:inline distT="0" distB="0" distL="0" distR="0" wp14:anchorId="18E27B72" wp14:editId="43A689F3">
+            <wp:extent cx="4818207" cy="1435419"/>
+            <wp:effectExtent l="0" t="0" r="1905" b="0"/>
+            <wp:docPr id="9" name="Рисунок 9"/>
+            <wp:cNvGraphicFramePr>
+              <a:graphicFrameLocks xmlns:a="http://schemas.openxmlformats.org/drawingml/2006/main" noChangeAspect="1"/>
+            </wp:cNvGraphicFramePr>
+            <a:graphic xmlns:a="http://schemas.openxmlformats.org/drawingml/2006/main">
+              <a:graphicData uri="http://schemas.openxmlformats.org/drawingml/2006/picture">
+                <pic:pic xmlns:pic="http://schemas.openxmlformats.org/drawingml/2006/picture">
+                  <pic:nvPicPr>
+                    <pic:cNvPr id="1" name=""/>
+                    <pic:cNvPicPr/>
+                  </pic:nvPicPr>
+                  <pic:blipFill>
+                    <a:blip r:embed="rId9"/>
+                    <a:stretch>
+                      <a:fillRect/>
+                    </a:stretch>
+                  </pic:blipFill>
+                  <pic:spPr>
+                    <a:xfrm>
+                      <a:off x="0" y="0"/>
+                      <a:ext cx="4841672" cy="1442410"/>
+                    </a:xfrm>
+                    <a:prstGeom prst="rect">
+                      <a:avLst/>
+                    </a:prstGeom>
+                  </pic:spPr>
+                </pic:pic>
+              </a:graphicData>
+            </a:graphic>
+          </wp:inline>
+        </w:drawing>
+      </w:r>
+    </w:p>
+    <w:p>
+      <w:pPr>
+        <w:pStyle w:val="a3"/>
+        <w:ind w:left="0"/>
+        <w:jc w:val="both"/>
+      </w:pPr>
+      <w:r>
+        <w:rPr>
+          <w:noProof/>
+          <w:lang w:eastAsia="ru-RU"/>
+        </w:rPr>
+        <w:drawing>
+          <wp:inline distT="0" distB="0" distL="0" distR="0" wp14:anchorId="51DB33EB" wp14:editId="6163ABC4">
+            <wp:extent cx="4475224" cy="2866918"/>
+            <wp:effectExtent l="0" t="0" r="1905" b="0"/>
+            <wp:docPr id="10" name="Рисунок 10"/>
+            <wp:cNvGraphicFramePr>
+              <a:graphicFrameLocks xmlns:a="http://schemas.openxmlformats.org/drawingml/2006/main" noChangeAspect="1"/>
+            </wp:cNvGraphicFramePr>
+            <a:graphic xmlns:a="http://schemas.openxmlformats.org/drawingml/2006/main">
+              <a:graphicData uri="http://schemas.openxmlformats.org/drawingml/2006/picture">
+                <pic:pic xmlns:pic="http://schemas.openxmlformats.org/drawingml/2006/picture">
+                  <pic:nvPicPr>
+                    <pic:cNvPr id="1" name=""/>
+                    <pic:cNvPicPr/>
+                  </pic:nvPicPr>
+                  <pic:blipFill>
+                    <a:blip r:embed="rId10"/>
+                    <a:stretch>
+                      <a:fillRect/>
+                    </a:stretch>
+                  </pic:blipFill>
+                  <pic:spPr>
+                    <a:xfrm>
+                      <a:off x="0" y="0"/>
+                      <a:ext cx="4498520" cy="2881842"/>
+                    </a:xfrm>
+                    <a:prstGeom prst="rect">
+                      <a:avLst/>
+                    </a:prstGeom>
+                  </pic:spPr>
+                </pic:pic>
+              </a:graphicData>
+            </a:graphic>
+          </wp:inline>
+        </w:drawing>
       </w:r>
     </w:p>
     <w:sectPr>
@@ -2157,11 +2857,11 @@
 <file path=word/numbering.xml><?xml version="1.0" encoding="utf-8"?>
 <w:numbering xmlns:wpc="http://schemas.microsoft.com/office/word/2010/wordprocessingCanvas" xmlns:cx="http://schemas.microsoft.com/office/drawing/2014/chartex" xmlns:mc="http://schemas.openxmlformats.org/markup-compatibility/2006" xmlns:o="urn:schemas-microsoft-com:office:office" xmlns:r="http://schemas.openxmlformats.org/officeDocument/2006/relationships" xmlns:m="http://schemas.openxmlformats.org/officeDocument/2006/math" xmlns:v="urn:schemas-microsoft-com:vml" xmlns:wp14="http://schemas.microsoft.com/office/word/2010/wordprocessingDrawing" xmlns:wp="http://schemas.openxmlformats.org/drawingml/2006/wordprocessingDrawing" xmlns:w10="urn:schemas-microsoft-com:office:word" xmlns:w="http://schemas.openxmlformats.org/wordprocessingml/2006/main" xmlns:w14="http://schemas.microsoft.com/office/word/2010/wordml" xmlns:w15="http://schemas.microsoft.com/office/word/2012/wordml" xmlns:w16se="http://schemas.microsoft.com/office/word/2015/wordml/symex" xmlns:wpg="http://schemas.microsoft.com/office/word/2010/wordprocessingGroup" xmlns:wpi="http://schemas.microsoft.com/office/word/2010/wordprocessingInk" xmlns:wne="http://schemas.microsoft.com/office/word/2006/wordml" xmlns:wps="http://schemas.microsoft.com/office/word/2010/wordprocessingShape" mc:Ignorable="w14 w15 w16se wp14">
   <w:abstractNum w:abstractNumId="0" w15:restartNumberingAfterBreak="0">
-    <w:nsid w:val="4BF77D92"/>
+    <w:nsid w:val="0F090A7D"/>
     <w:multiLevelType w:val="hybridMultilevel"/>
-    <w:tmpl w:val="D9761354"/>
+    <w:tmpl w:val="6930CD78"/>
     <w:lvl w:ilvl="0" w:tplc="0419000F">
-      <w:start w:val="1"/>
+      <w:start w:val="13"/>
       <w:numFmt w:val="decimal"/>
       <w:lvlText w:val="%1."/>
       <w:lvlJc w:val="left"/>
@@ -2246,7 +2946,7 @@
     </w:lvl>
   </w:abstractNum>
   <w:abstractNum w:abstractNumId="1" w15:restartNumberingAfterBreak="0">
-    <w:nsid w:val="5FD4209F"/>
+    <w:nsid w:val="4BF77D92"/>
     <w:multiLevelType w:val="hybridMultilevel"/>
     <w:tmpl w:val="D9761354"/>
     <w:lvl w:ilvl="0" w:tplc="0419000F">
@@ -2334,10 +3034,102 @@
       </w:pPr>
     </w:lvl>
   </w:abstractNum>
+  <w:abstractNum w:abstractNumId="2" w15:restartNumberingAfterBreak="0">
+    <w:nsid w:val="5FD4209F"/>
+    <w:multiLevelType w:val="hybridMultilevel"/>
+    <w:tmpl w:val="D9761354"/>
+    <w:lvl w:ilvl="0" w:tplc="0419000F">
+      <w:start w:val="1"/>
+      <w:numFmt w:val="decimal"/>
+      <w:lvlText w:val="%1."/>
+      <w:lvlJc w:val="left"/>
+      <w:pPr>
+        <w:ind w:left="720" w:hanging="360"/>
+      </w:pPr>
+      <w:rPr>
+        <w:rFonts w:hint="default"/>
+      </w:rPr>
+    </w:lvl>
+    <w:lvl w:ilvl="1" w:tplc="04190019" w:tentative="1">
+      <w:start w:val="1"/>
+      <w:numFmt w:val="lowerLetter"/>
+      <w:lvlText w:val="%2."/>
+      <w:lvlJc w:val="left"/>
+      <w:pPr>
+        <w:ind w:left="1440" w:hanging="360"/>
+      </w:pPr>
+    </w:lvl>
+    <w:lvl w:ilvl="2" w:tplc="0419001B" w:tentative="1">
+      <w:start w:val="1"/>
+      <w:numFmt w:val="lowerRoman"/>
+      <w:lvlText w:val="%3."/>
+      <w:lvlJc w:val="right"/>
+      <w:pPr>
+        <w:ind w:left="2160" w:hanging="180"/>
+      </w:pPr>
+    </w:lvl>
+    <w:lvl w:ilvl="3" w:tplc="0419000F" w:tentative="1">
+      <w:start w:val="1"/>
+      <w:numFmt w:val="decimal"/>
+      <w:lvlText w:val="%4."/>
+      <w:lvlJc w:val="left"/>
+      <w:pPr>
+        <w:ind w:left="2880" w:hanging="360"/>
+      </w:pPr>
+    </w:lvl>
+    <w:lvl w:ilvl="4" w:tplc="04190019" w:tentative="1">
+      <w:start w:val="1"/>
+      <w:numFmt w:val="lowerLetter"/>
+      <w:lvlText w:val="%5."/>
+      <w:lvlJc w:val="left"/>
+      <w:pPr>
+        <w:ind w:left="3600" w:hanging="360"/>
+      </w:pPr>
+    </w:lvl>
+    <w:lvl w:ilvl="5" w:tplc="0419001B" w:tentative="1">
+      <w:start w:val="1"/>
+      <w:numFmt w:val="lowerRoman"/>
+      <w:lvlText w:val="%6."/>
+      <w:lvlJc w:val="right"/>
+      <w:pPr>
+        <w:ind w:left="4320" w:hanging="180"/>
+      </w:pPr>
+    </w:lvl>
+    <w:lvl w:ilvl="6" w:tplc="0419000F" w:tentative="1">
+      <w:start w:val="1"/>
+      <w:numFmt w:val="decimal"/>
+      <w:lvlText w:val="%7."/>
+      <w:lvlJc w:val="left"/>
+      <w:pPr>
+        <w:ind w:left="5040" w:hanging="360"/>
+      </w:pPr>
+    </w:lvl>
+    <w:lvl w:ilvl="7" w:tplc="04190019" w:tentative="1">
+      <w:start w:val="1"/>
+      <w:numFmt w:val="lowerLetter"/>
+      <w:lvlText w:val="%8."/>
+      <w:lvlJc w:val="left"/>
+      <w:pPr>
+        <w:ind w:left="5760" w:hanging="360"/>
+      </w:pPr>
+    </w:lvl>
+    <w:lvl w:ilvl="8" w:tplc="0419001B" w:tentative="1">
+      <w:start w:val="1"/>
+      <w:numFmt w:val="lowerRoman"/>
+      <w:lvlText w:val="%9."/>
+      <w:lvlJc w:val="right"/>
+      <w:pPr>
+        <w:ind w:left="6480" w:hanging="180"/>
+      </w:pPr>
+    </w:lvl>
+  </w:abstractNum>
   <w:num w:numId="1">
+    <w:abstractNumId w:val="2"/>
+  </w:num>
+  <w:num w:numId="2">
     <w:abstractNumId w:val="1"/>
   </w:num>
-  <w:num w:numId="2">
+  <w:num w:numId="3">
     <w:abstractNumId w:val="0"/>
   </w:num>
 </w:numbering>

--- a/Зажания_на_4_семестр_2026_24_КИС_1.docx
+++ b/Зажания_на_4_семестр_2026_24_КИС_1.docx
@@ -2267,17 +2267,7 @@
           <w:sz w:val="24"/>
           <w:szCs w:val="24"/>
         </w:rPr>
-        <w:t>. Предусмотреть вариант, когда тело неподвижно.</w:t>
-      </w:r>
-      <w:bookmarkStart w:id="0" w:name="_GoBack"/>
-      <w:bookmarkEnd w:id="0"/>
-      <w:r>
-        <w:rPr>
-          <w:rFonts w:ascii="Times New Roman" w:eastAsiaTheme="minorEastAsia" w:hAnsi="Times New Roman" w:cs="Times New Roman"/>
-          <w:sz w:val="24"/>
-          <w:szCs w:val="24"/>
-        </w:rPr>
-        <w:t xml:space="preserve"> Воспользоваться тем, что если тело движется, на него вдоль плоскости движения действует равнодействующая сила </w:t>
+        <w:t xml:space="preserve">. Предусмотреть вариант, когда тело неподвижно. Воспользоваться тем, что если тело движется, на него вдоль плоскости движения действует равнодействующая сила </w:t>
       </w:r>
       <m:oMath>
         <m:sSub>
@@ -2465,15 +2455,7 @@
                 <w:sz w:val="24"/>
                 <w:szCs w:val="24"/>
               </w:rPr>
-              <m:t>=</m:t>
-            </m:r>
-            <m:r>
-              <w:rPr>
-                <w:rFonts w:ascii="Cambria Math" w:eastAsiaTheme="minorEastAsia" w:hAnsi="Cambria Math" w:cs="Times New Roman"/>
-                <w:sz w:val="24"/>
-                <w:szCs w:val="24"/>
-              </w:rPr>
-              <m:t>μmg</m:t>
+              <m:t>=μmg</m:t>
             </m:r>
           </m:e>
           <m:sub/>
@@ -2663,6 +2645,7 @@
           <w:noProof/>
           <w:lang w:eastAsia="ru-RU"/>
         </w:rPr>
+        <w:lastRenderedPageBreak/>
         <w:drawing>
           <wp:inline distT="0" distB="0" distL="0" distR="0" wp14:anchorId="2FCC5040" wp14:editId="4C2F782C">
             <wp:extent cx="4250016" cy="3375025"/>
@@ -2759,6 +2742,7 @@
           <w:noProof/>
           <w:lang w:eastAsia="ru-RU"/>
         </w:rPr>
+        <w:lastRenderedPageBreak/>
         <w:drawing>
           <wp:inline distT="0" distB="0" distL="0" distR="0" wp14:anchorId="18E27B72" wp14:editId="43A689F3">
             <wp:extent cx="4818207" cy="1435419"/>
@@ -2843,6 +2827,195 @@
           </wp:inline>
         </w:drawing>
       </w:r>
+    </w:p>
+    <w:p>
+      <w:pPr>
+        <w:pStyle w:val="a3"/>
+        <w:ind w:left="0"/>
+        <w:jc w:val="both"/>
+      </w:pPr>
+    </w:p>
+    <w:p>
+      <w:pPr>
+        <w:pStyle w:val="a3"/>
+        <w:numPr>
+          <w:ilvl w:val="0"/>
+          <w:numId w:val="3"/>
+        </w:numPr>
+        <w:jc w:val="both"/>
+        <w:rPr>
+          <w:rFonts w:ascii="Times New Roman" w:eastAsia="Times New Roman" w:hAnsi="Times New Roman" w:cs="Times New Roman"/>
+          <w:sz w:val="28"/>
+          <w:szCs w:val="28"/>
+          <w:lang w:eastAsia="ru-RU"/>
+        </w:rPr>
+      </w:pPr>
+      <w:r>
+        <w:rPr>
+          <w:rFonts w:ascii="Times New Roman" w:hAnsi="Times New Roman" w:cs="Times New Roman"/>
+          <w:sz w:val="28"/>
+          <w:szCs w:val="28"/>
+        </w:rPr>
+        <w:t>(</w:t>
+      </w:r>
+      <w:r>
+        <w:rPr>
+          <w:rFonts w:ascii="Times New Roman" w:hAnsi="Times New Roman" w:cs="Times New Roman"/>
+          <w:b/>
+          <w:sz w:val="28"/>
+          <w:szCs w:val="28"/>
+        </w:rPr>
+        <w:t>12.05.2026 Работа на паре</w:t>
+      </w:r>
+      <w:r>
+        <w:rPr>
+          <w:rFonts w:ascii="Times New Roman" w:hAnsi="Times New Roman" w:cs="Times New Roman"/>
+          <w:sz w:val="28"/>
+          <w:szCs w:val="28"/>
+        </w:rPr>
+        <w:t xml:space="preserve">) Разработать программу для отслеживания ошибок при помощи класса </w:t>
+      </w:r>
+      <w:r>
+        <w:rPr>
+          <w:rFonts w:ascii="Courier New" w:eastAsia="Times New Roman" w:hAnsi="Courier New" w:cs="Courier New"/>
+          <w:sz w:val="28"/>
+          <w:szCs w:val="28"/>
+          <w:lang w:val="en-US" w:eastAsia="ru-RU"/>
+        </w:rPr>
+        <w:t>Exception</w:t>
+      </w:r>
+      <w:r>
+        <w:rPr>
+          <w:rFonts w:ascii="Courier New" w:eastAsia="Times New Roman" w:hAnsi="Courier New" w:cs="Courier New"/>
+          <w:sz w:val="28"/>
+          <w:szCs w:val="28"/>
+          <w:lang w:eastAsia="ru-RU"/>
+        </w:rPr>
+        <w:t xml:space="preserve">. </w:t>
+      </w:r>
+      <w:r>
+        <w:rPr>
+          <w:rFonts w:ascii="Times New Roman" w:eastAsia="Times New Roman" w:hAnsi="Times New Roman" w:cs="Times New Roman"/>
+          <w:sz w:val="28"/>
+          <w:szCs w:val="28"/>
+          <w:lang w:eastAsia="ru-RU"/>
+        </w:rPr>
+        <w:t>В программе необходимо создать три метода: 1) вычисление суммы двух элементов, 2) вычисление произведения двух элементов, 3) вычисление частного двух элементов. Значения пользователь вводит с клавиатуры. Отследить все возможные ошибки как пользователя, так и вычисления.</w:t>
+      </w:r>
+    </w:p>
+    <w:p>
+      <w:pPr>
+        <w:pStyle w:val="a3"/>
+        <w:numPr>
+          <w:ilvl w:val="0"/>
+          <w:numId w:val="3"/>
+        </w:numPr>
+        <w:jc w:val="both"/>
+        <w:rPr>
+          <w:rFonts w:ascii="Times New Roman" w:eastAsia="Times New Roman" w:hAnsi="Times New Roman" w:cs="Times New Roman"/>
+          <w:sz w:val="28"/>
+          <w:szCs w:val="28"/>
+          <w:lang w:eastAsia="ru-RU"/>
+        </w:rPr>
+      </w:pPr>
+      <w:r>
+        <w:rPr>
+          <w:rFonts w:ascii="Times New Roman" w:eastAsia="Times New Roman" w:hAnsi="Times New Roman" w:cs="Times New Roman"/>
+          <w:sz w:val="28"/>
+          <w:szCs w:val="28"/>
+          <w:lang w:eastAsia="ru-RU"/>
+        </w:rPr>
+        <w:t xml:space="preserve"> </w:t>
+      </w:r>
+      <w:r>
+        <w:rPr>
+          <w:rFonts w:ascii="Times New Roman" w:hAnsi="Times New Roman" w:cs="Times New Roman"/>
+          <w:sz w:val="28"/>
+          <w:szCs w:val="28"/>
+        </w:rPr>
+        <w:t xml:space="preserve">Разработать программу для отслеживания ошибок при помощи класса </w:t>
+      </w:r>
+      <w:r>
+        <w:rPr>
+          <w:rFonts w:ascii="Courier New" w:eastAsia="Times New Roman" w:hAnsi="Courier New" w:cs="Courier New"/>
+          <w:sz w:val="28"/>
+          <w:szCs w:val="28"/>
+          <w:lang w:val="en-US" w:eastAsia="ru-RU"/>
+        </w:rPr>
+        <w:t>Exception</w:t>
+      </w:r>
+      <w:r>
+        <w:rPr>
+          <w:rFonts w:ascii="Courier New" w:eastAsia="Times New Roman" w:hAnsi="Courier New" w:cs="Courier New"/>
+          <w:sz w:val="28"/>
+          <w:szCs w:val="28"/>
+          <w:lang w:eastAsia="ru-RU"/>
+        </w:rPr>
+        <w:t>.</w:t>
+      </w:r>
+      <w:r>
+        <w:rPr>
+          <w:rFonts w:ascii="Courier New" w:eastAsia="Times New Roman" w:hAnsi="Courier New" w:cs="Courier New"/>
+          <w:sz w:val="28"/>
+          <w:szCs w:val="28"/>
+          <w:lang w:eastAsia="ru-RU"/>
+        </w:rPr>
+        <w:t xml:space="preserve"> </w:t>
+      </w:r>
+      <w:r>
+        <w:rPr>
+          <w:rFonts w:ascii="Times New Roman" w:eastAsia="Times New Roman" w:hAnsi="Times New Roman" w:cs="Times New Roman"/>
+          <w:sz w:val="28"/>
+          <w:szCs w:val="28"/>
+          <w:lang w:eastAsia="ru-RU"/>
+        </w:rPr>
+        <w:t xml:space="preserve">Пользователь вводит с клавиатуры свое имя и возраст (полное количество лет). Если среди символов при вводе имени находятся недопустимые, например, цифры или специальные знаки, то программа должна выдать сообщение «Не корректный ввод! Попробуйте снова!» и вернуть пользователя к вводу значений. При вводе возраста не допустимы никакие значения, кроме цифр, если введены не цифры, то система должна выдать сообщение «Имя, не корректный ввод! Попробуй снова!» </w:t>
+      </w:r>
+      <w:r>
+        <w:rPr>
+          <w:rFonts w:ascii="Times New Roman" w:eastAsia="Times New Roman" w:hAnsi="Times New Roman" w:cs="Times New Roman"/>
+          <w:sz w:val="28"/>
+          <w:szCs w:val="28"/>
+          <w:lang w:eastAsia="ru-RU"/>
+        </w:rPr>
+        <w:t>и верну</w:t>
+      </w:r>
+      <w:r>
+        <w:rPr>
+          <w:rFonts w:ascii="Times New Roman" w:eastAsia="Times New Roman" w:hAnsi="Times New Roman" w:cs="Times New Roman"/>
+          <w:sz w:val="28"/>
+          <w:szCs w:val="28"/>
+          <w:lang w:eastAsia="ru-RU"/>
+        </w:rPr>
+        <w:t xml:space="preserve">ть пользователя к вводу значения возраста (где Имя – это имя пользователя, введенное ранее). Если возраст пользователя меньше 18 лет, то вывести сообщение «Имя, вы несовершеннолетний!»  </w:t>
+      </w:r>
+      <w:bookmarkStart w:id="0" w:name="_GoBack"/>
+      <w:bookmarkEnd w:id="0"/>
+    </w:p>
+    <w:p>
+      <w:pPr>
+        <w:pStyle w:val="a3"/>
+        <w:ind w:left="0"/>
+        <w:jc w:val="both"/>
+        <w:rPr>
+          <w:rFonts w:ascii="Times New Roman" w:eastAsia="Times New Roman" w:hAnsi="Times New Roman" w:cs="Times New Roman"/>
+          <w:sz w:val="28"/>
+          <w:szCs w:val="28"/>
+          <w:lang w:eastAsia="ru-RU"/>
+        </w:rPr>
+      </w:pPr>
+    </w:p>
+    <w:p>
+      <w:pPr>
+        <w:pStyle w:val="a3"/>
+        <w:ind w:left="0"/>
+        <w:jc w:val="both"/>
+        <w:rPr>
+          <w:rFonts w:ascii="Times New Roman" w:hAnsi="Times New Roman" w:cs="Times New Roman"/>
+          <w:sz w:val="28"/>
+          <w:szCs w:val="28"/>
+        </w:rPr>
+      </w:pPr>
     </w:p>
     <w:sectPr>
       <w:pgSz w:w="11906" w:h="16838"/>
